--- a/examples/datasets/doc/11-santafe-d.docx
+++ b/examples/datasets/doc/11-santafe-d.docx
@@ -857,7 +857,7 @@
               <a:graphicData uri="http://schemas.openxmlformats.org/drawingml/2006/picture">
                 <pic:pic>
                   <pic:nvPicPr>
-                    <pic:cNvPr descr="/home/gpca/tspredit/examples/datasets/doc/11-santafe-d_files/718921c7cf9715cd224724d63cdf53c8b8c532c4.png" id="13" name="Picture"/>
+                    <pic:cNvPr descr="C:\Git\cefet-rj-dal\tspredit\examples\datasets\doc\11-santafe-d_files/2cf02debe5861b526e4dead23e5442079df06ce2.png" id="13" name="Picture"/>
                     <pic:cNvPicPr>
                       <a:picLocks noChangeArrowheads="1" noChangeAspect="1"/>
                     </pic:cNvPicPr>

--- a/examples/datasets/doc/11-santafe-d.docx
+++ b/examples/datasets/doc/11-santafe-d.docx
@@ -857,7 +857,7 @@
               <a:graphicData uri="http://schemas.openxmlformats.org/drawingml/2006/picture">
                 <pic:pic>
                   <pic:nvPicPr>
-                    <pic:cNvPr descr="C:\Git\cefet-rj-dal\tspredit\examples\datasets\doc\11-santafe-d_files/2cf02debe5861b526e4dead23e5442079df06ce2.png" id="13" name="Picture"/>
+                    <pic:cNvPr descr="C:\Git\dal\tspredit\examples\datasets\doc\11-santafe-d_files/2cf02debe5861b526e4dead23e5442079df06ce2.png" id="13" name="Picture"/>
                     <pic:cNvPicPr>
                       <a:picLocks noChangeArrowheads="1" noChangeAspect="1"/>
                     </pic:cNvPicPr>

--- a/examples/datasets/doc/11-santafe-d.docx
+++ b/examples/datasets/doc/11-santafe-d.docx
@@ -857,7 +857,7 @@
               <a:graphicData uri="http://schemas.openxmlformats.org/drawingml/2006/picture">
                 <pic:pic>
                   <pic:nvPicPr>
-                    <pic:cNvPr descr="C:\Git\dal\tspredit\examples\datasets\doc\11-santafe-d_files/2cf02debe5861b526e4dead23e5442079df06ce2.png" id="13" name="Picture"/>
+                    <pic:cNvPr descr="/home/gpca/tspredit/examples/datasets/doc/11-santafe-d_files/718921c7cf9715cd224724d63cdf53c8b8c532c4.png" id="13" name="Picture"/>
                     <pic:cNvPicPr>
                       <a:picLocks noChangeArrowheads="1" noChangeAspect="1"/>
                     </pic:cNvPicPr>
